--- a/documentation/AI PLATFORM – DEVELOPER HANDBOOK.docx
+++ b/documentation/AI PLATFORM – DEVELOPER HANDBOOK.docx
@@ -40864,10 +40864,9 @@
 </file>
 
 <file path=customXml/item2.xml><?xml version="1.0" encoding="utf-8"?>
-<ct:contentTypeSchema xmlns:ct="http://schemas.microsoft.com/office/2006/metadata/contentType" xmlns:ma="http://schemas.microsoft.com/office/2006/metadata/properties/metaAttributes" ct:_="" ma:_="" ma:contentTypeName="Document" ma:contentTypeID="0x01010087CF38D3D041ED4989B7582B6B14DA60" ma:contentTypeVersion="14" ma:contentTypeDescription="Create a new document." ma:contentTypeScope="" ma:versionID="d5b3f5a1e8022dc08b20fa67e9d8839b">
-  <xsd:schema xmlns:xsd="http://www.w3.org/2001/XMLSchema" xmlns:xs="http://www.w3.org/2001/XMLSchema" xmlns:p="http://schemas.microsoft.com/office/2006/metadata/properties" xmlns:ns2="2eb31ab6-8d87-4f1a-9c7e-c9336c0cda0e" xmlns:ns3="55d75260-d722-4564-b58c-b7497c827296" targetNamespace="http://schemas.microsoft.com/office/2006/metadata/properties" ma:root="true" ma:fieldsID="a21a1265aa36f06536a2489ea49b6468" ns2:_="" ns3:_="">
-    <xsd:import namespace="2eb31ab6-8d87-4f1a-9c7e-c9336c0cda0e"/>
-    <xsd:import namespace="55d75260-d722-4564-b58c-b7497c827296"/>
+<ct:contentTypeSchema xmlns:ct="http://schemas.microsoft.com/office/2006/metadata/contentType" xmlns:ma="http://schemas.microsoft.com/office/2006/metadata/properties/metaAttributes" ct:_="" ma:_="" ma:contentTypeName="Document" ma:contentTypeID="0x0101008EE62A8A34B8614BBAFE91C998988572" ma:contentTypeVersion="10" ma:contentTypeDescription="Create a new document." ma:contentTypeScope="" ma:versionID="993acd0ebe3d4b41eb805c6c9afb9eef">
+  <xsd:schema xmlns:xsd="http://www.w3.org/2001/XMLSchema" xmlns:xs="http://www.w3.org/2001/XMLSchema" xmlns:p="http://schemas.microsoft.com/office/2006/metadata/properties" xmlns:ns2="b045652c-0488-4d93-85f8-6539f1c4bf92" targetNamespace="http://schemas.microsoft.com/office/2006/metadata/properties" ma:root="true" ma:fieldsID="0aaa2b9e46cddab28a3fa9210c8df6f8" ns2:_="">
+    <xsd:import namespace="b045652c-0488-4d93-85f8-6539f1c4bf92"/>
     <xsd:element name="properties">
       <xsd:complexType>
         <xsd:sequence>
@@ -40877,16 +40876,12 @@
                 <xsd:element ref="ns2:MediaServiceMetadata" minOccurs="0"/>
                 <xsd:element ref="ns2:MediaServiceFastMetadata" minOccurs="0"/>
                 <xsd:element ref="ns2:MediaServiceSearchProperties" minOccurs="0"/>
-                <xsd:element ref="ns2:MediaServiceObjectDetectorVersions" minOccurs="0"/>
                 <xsd:element ref="ns2:MediaServiceDateTaken" minOccurs="0"/>
                 <xsd:element ref="ns2:MediaServiceGenerationTime" minOccurs="0"/>
                 <xsd:element ref="ns2:MediaServiceEventHashCode" minOccurs="0"/>
                 <xsd:element ref="ns2:MediaLengthInSeconds" minOccurs="0"/>
                 <xsd:element ref="ns2:lcf76f155ced4ddcb4097134ff3c332f" minOccurs="0"/>
-                <xsd:element ref="ns3:TaxCatchAll" minOccurs="0"/>
                 <xsd:element ref="ns2:MediaServiceOCR" minOccurs="0"/>
-                <xsd:element ref="ns2:Number" minOccurs="0"/>
-                <xsd:element ref="ns2:MediaServiceBillingMetadata" minOccurs="0"/>
               </xsd:all>
             </xsd:complexType>
           </xsd:element>
@@ -40894,7 +40889,7 @@
       </xsd:complexType>
     </xsd:element>
   </xsd:schema>
-  <xsd:schema xmlns:xsd="http://www.w3.org/2001/XMLSchema" xmlns:xs="http://www.w3.org/2001/XMLSchema" xmlns:dms="http://schemas.microsoft.com/office/2006/documentManagement/types" xmlns:pc="http://schemas.microsoft.com/office/infopath/2007/PartnerControls" targetNamespace="2eb31ab6-8d87-4f1a-9c7e-c9336c0cda0e" elementFormDefault="qualified">
+  <xsd:schema xmlns:xsd="http://www.w3.org/2001/XMLSchema" xmlns:xs="http://www.w3.org/2001/XMLSchema" xmlns:dms="http://schemas.microsoft.com/office/2006/documentManagement/types" xmlns:pc="http://schemas.microsoft.com/office/infopath/2007/PartnerControls" targetNamespace="b045652c-0488-4d93-85f8-6539f1c4bf92" elementFormDefault="qualified">
     <xsd:import namespace="http://schemas.microsoft.com/office/2006/documentManagement/types"/>
     <xsd:import namespace="http://schemas.microsoft.com/office/infopath/2007/PartnerControls"/>
     <xsd:element name="MediaServiceMetadata" ma:index="8" nillable="true" ma:displayName="MediaServiceMetadata" ma:hidden="true" ma:internalName="MediaServiceMetadata" ma:readOnly="true">
@@ -40912,69 +40907,39 @@
         <xsd:restriction base="dms:Note"/>
       </xsd:simpleType>
     </xsd:element>
-    <xsd:element name="MediaServiceObjectDetectorVersions" ma:index="11" nillable="true" ma:displayName="MediaServiceObjectDetectorVersions" ma:hidden="true" ma:indexed="true" ma:internalName="MediaServiceObjectDetectorVersions" ma:readOnly="true">
+    <xsd:element name="MediaServiceDateTaken" ma:index="11" nillable="true" ma:displayName="MediaServiceDateTaken" ma:hidden="true" ma:indexed="true" ma:internalName="MediaServiceDateTaken" ma:readOnly="true">
       <xsd:simpleType>
         <xsd:restriction base="dms:Text"/>
       </xsd:simpleType>
     </xsd:element>
-    <xsd:element name="MediaServiceDateTaken" ma:index="12" nillable="true" ma:displayName="MediaServiceDateTaken" ma:hidden="true" ma:indexed="true" ma:internalName="MediaServiceDateTaken" ma:readOnly="true">
+    <xsd:element name="MediaServiceGenerationTime" ma:index="12" nillable="true" ma:displayName="MediaServiceGenerationTime" ma:hidden="true" ma:internalName="MediaServiceGenerationTime" ma:readOnly="true">
       <xsd:simpleType>
         <xsd:restriction base="dms:Text"/>
       </xsd:simpleType>
     </xsd:element>
-    <xsd:element name="MediaServiceGenerationTime" ma:index="13" nillable="true" ma:displayName="MediaServiceGenerationTime" ma:hidden="true" ma:internalName="MediaServiceGenerationTime" ma:readOnly="true">
+    <xsd:element name="MediaServiceEventHashCode" ma:index="13" nillable="true" ma:displayName="MediaServiceEventHashCode" ma:hidden="true" ma:internalName="MediaServiceEventHashCode" ma:readOnly="true">
       <xsd:simpleType>
         <xsd:restriction base="dms:Text"/>
       </xsd:simpleType>
     </xsd:element>
-    <xsd:element name="MediaServiceEventHashCode" ma:index="14" nillable="true" ma:displayName="MediaServiceEventHashCode" ma:hidden="true" ma:internalName="MediaServiceEventHashCode" ma:readOnly="true">
-      <xsd:simpleType>
-        <xsd:restriction base="dms:Text"/>
-      </xsd:simpleType>
-    </xsd:element>
-    <xsd:element name="MediaLengthInSeconds" ma:index="15" nillable="true" ma:displayName="MediaLengthInSeconds" ma:hidden="true" ma:internalName="MediaLengthInSeconds" ma:readOnly="true">
+    <xsd:element name="MediaLengthInSeconds" ma:index="14" nillable="true" ma:displayName="MediaLengthInSeconds" ma:hidden="true" ma:internalName="MediaLengthInSeconds" ma:readOnly="true">
       <xsd:simpleType>
         <xsd:restriction base="dms:Unknown"/>
       </xsd:simpleType>
     </xsd:element>
-    <xsd:element name="lcf76f155ced4ddcb4097134ff3c332f" ma:index="17" nillable="true" ma:taxonomy="true" ma:internalName="lcf76f155ced4ddcb4097134ff3c332f" ma:taxonomyFieldName="MediaServiceImageTags" ma:displayName="Image Tags" ma:readOnly="false" ma:fieldId="{5cf76f15-5ced-4ddc-b409-7134ff3c332f}" ma:taxonomyMulti="true" ma:sspId="798d900d-0589-4081-96eb-513de833a507" ma:termSetId="09814cd3-568e-fe90-9814-8d621ff8fb84" ma:anchorId="fba54fb3-c3e1-fe81-a776-ca4b69148c4d" ma:open="true" ma:isKeyword="false">
+    <xsd:element name="lcf76f155ced4ddcb4097134ff3c332f" ma:index="16" nillable="true" ma:taxonomy="true" ma:internalName="lcf76f155ced4ddcb4097134ff3c332f" ma:taxonomyFieldName="MediaServiceImageTags" ma:displayName="Image Tags" ma:readOnly="false" ma:fieldId="{5cf76f15-5ced-4ddc-b409-7134ff3c332f}" ma:taxonomyMulti="true" ma:sspId="798d900d-0589-4081-96eb-513de833a507" ma:termSetId="09814cd3-568e-fe90-9814-8d621ff8fb84" ma:anchorId="fba54fb3-c3e1-fe81-a776-ca4b69148c4d" ma:open="true" ma:isKeyword="false">
       <xsd:complexType>
         <xsd:sequence>
           <xsd:element ref="pc:Terms" minOccurs="0" maxOccurs="1"/>
         </xsd:sequence>
       </xsd:complexType>
     </xsd:element>
-    <xsd:element name="MediaServiceOCR" ma:index="19" nillable="true" ma:displayName="Extracted Text" ma:internalName="MediaServiceOCR" ma:readOnly="true">
+    <xsd:element name="MediaServiceOCR" ma:index="17" nillable="true" ma:displayName="Extracted Text" ma:internalName="MediaServiceOCR" ma:readOnly="true">
       <xsd:simpleType>
         <xsd:restriction base="dms:Note">
           <xsd:maxLength value="255"/>
         </xsd:restriction>
       </xsd:simpleType>
-    </xsd:element>
-    <xsd:element name="Number" ma:index="20" nillable="true" ma:displayName="Number" ma:format="Dropdown" ma:internalName="Number" ma:percentage="FALSE">
-      <xsd:simpleType>
-        <xsd:restriction base="dms:Number"/>
-      </xsd:simpleType>
-    </xsd:element>
-    <xsd:element name="MediaServiceBillingMetadata" ma:index="21" nillable="true" ma:displayName="MediaServiceBillingMetadata" ma:hidden="true" ma:internalName="MediaServiceBillingMetadata" ma:readOnly="true">
-      <xsd:simpleType>
-        <xsd:restriction base="dms:Note"/>
-      </xsd:simpleType>
-    </xsd:element>
-  </xsd:schema>
-  <xsd:schema xmlns:xsd="http://www.w3.org/2001/XMLSchema" xmlns:xs="http://www.w3.org/2001/XMLSchema" xmlns:dms="http://schemas.microsoft.com/office/2006/documentManagement/types" xmlns:pc="http://schemas.microsoft.com/office/infopath/2007/PartnerControls" targetNamespace="55d75260-d722-4564-b58c-b7497c827296" elementFormDefault="qualified">
-    <xsd:import namespace="http://schemas.microsoft.com/office/2006/documentManagement/types"/>
-    <xsd:import namespace="http://schemas.microsoft.com/office/infopath/2007/PartnerControls"/>
-    <xsd:element name="TaxCatchAll" ma:index="18" nillable="true" ma:displayName="Taxonomy Catch All Column" ma:hidden="true" ma:list="{27a6d7f3-1187-4d11-9aea-d452794c4447}" ma:internalName="TaxCatchAll" ma:showField="CatchAllData" ma:web="55d75260-d722-4564-b58c-b7497c827296">
-      <xsd:complexType>
-        <xsd:complexContent>
-          <xsd:extension base="dms:MultiChoiceLookup">
-            <xsd:sequence>
-              <xsd:element name="Value" type="dms:Lookup" maxOccurs="unbounded" minOccurs="0" nillable="true"/>
-            </xsd:sequence>
-          </xsd:extension>
-        </xsd:complexContent>
-      </xsd:complexType>
     </xsd:element>
   </xsd:schema>
   <xsd:schema xmlns="http://schemas.openxmlformats.org/package/2006/metadata/core-properties" xmlns:xsd="http://www.w3.org/2001/XMLSchema" xmlns:xsi="http://www.w3.org/2001/XMLSchema-instance" xmlns:dc="http://purl.org/dc/elements/1.1/" xmlns:dcterms="http://purl.org/dc/terms/" xmlns:odoc="http://schemas.microsoft.com/internal/obd" targetNamespace="http://schemas.openxmlformats.org/package/2006/metadata/core-properties" elementFormDefault="qualified" attributeFormDefault="unqualified" blockDefault="#all">
@@ -41079,11 +41044,9 @@
 <file path=customXml/item3.xml><?xml version="1.0" encoding="utf-8"?>
 <p:properties xmlns:p="http://schemas.microsoft.com/office/2006/metadata/properties" xmlns:xsi="http://www.w3.org/2001/XMLSchema-instance" xmlns:pc="http://schemas.microsoft.com/office/infopath/2007/PartnerControls">
   <documentManagement>
-    <lcf76f155ced4ddcb4097134ff3c332f xmlns="2eb31ab6-8d87-4f1a-9c7e-c9336c0cda0e">
+    <lcf76f155ced4ddcb4097134ff3c332f xmlns="b045652c-0488-4d93-85f8-6539f1c4bf92">
       <Terms xmlns="http://schemas.microsoft.com/office/infopath/2007/PartnerControls"/>
     </lcf76f155ced4ddcb4097134ff3c332f>
-    <TaxCatchAll xmlns="55d75260-d722-4564-b58c-b7497c827296" xsi:nil="true"/>
-    <Number xmlns="2eb31ab6-8d87-4f1a-9c7e-c9336c0cda0e" xsi:nil="true"/>
   </documentManagement>
 </p:properties>
 </file>
@@ -41097,22 +41060,7 @@
 </file>
 
 <file path=customXml/itemProps2.xml><?xml version="1.0" encoding="utf-8"?>
-<ds:datastoreItem xmlns:ds="http://schemas.openxmlformats.org/officeDocument/2006/customXml" ds:itemID="{293A58AD-5FAF-4B93-BF2B-9F8005E3C915}">
-  <ds:schemaRefs>
-    <ds:schemaRef ds:uri="http://schemas.microsoft.com/office/2006/metadata/contentType"/>
-    <ds:schemaRef ds:uri="http://schemas.microsoft.com/office/2006/metadata/properties/metaAttributes"/>
-    <ds:schemaRef ds:uri="http://www.w3.org/2001/XMLSchema"/>
-    <ds:schemaRef ds:uri="http://schemas.microsoft.com/office/2006/metadata/properties"/>
-    <ds:schemaRef ds:uri="2eb31ab6-8d87-4f1a-9c7e-c9336c0cda0e"/>
-    <ds:schemaRef ds:uri="55d75260-d722-4564-b58c-b7497c827296"/>
-    <ds:schemaRef ds:uri="http://schemas.microsoft.com/office/2006/documentManagement/types"/>
-    <ds:schemaRef ds:uri="http://schemas.microsoft.com/office/infopath/2007/PartnerControls"/>
-    <ds:schemaRef ds:uri="http://schemas.openxmlformats.org/package/2006/metadata/core-properties"/>
-    <ds:schemaRef ds:uri="http://purl.org/dc/elements/1.1/"/>
-    <ds:schemaRef ds:uri="http://purl.org/dc/terms/"/>
-    <ds:schemaRef ds:uri="http://schemas.microsoft.com/internal/obd"/>
-  </ds:schemaRefs>
-</ds:datastoreItem>
+<ds:datastoreItem xmlns:ds="http://schemas.openxmlformats.org/officeDocument/2006/customXml" ds:itemID="{A744DBCD-8780-4DED-8150-9F502290940E}"/>
 </file>
 
 <file path=customXml/itemProps3.xml><?xml version="1.0" encoding="utf-8"?>
